--- a/Task on S3.docx
+++ b/Task on S3.docx
@@ -97,6 +97,7 @@
           <w:rFonts w:ascii="Calibri" w:hAnsi="Calibri" w:cs="Calibri"/>
           <w:b/>
           <w:bCs/>
+          <w:noProof/>
           <w:sz w:val="40"/>
           <w:szCs w:val="40"/>
         </w:rPr>
@@ -183,6 +184,7 @@
           <w:rFonts w:ascii="Calibri" w:hAnsi="Calibri" w:cs="Calibri"/>
           <w:b/>
           <w:bCs/>
+          <w:noProof/>
           <w:sz w:val="40"/>
           <w:szCs w:val="40"/>
         </w:rPr>
@@ -285,6 +287,7 @@
           <w:rFonts w:ascii="Calibri" w:hAnsi="Calibri" w:cs="Calibri"/>
           <w:b/>
           <w:bCs/>
+          <w:noProof/>
           <w:sz w:val="40"/>
           <w:szCs w:val="40"/>
         </w:rPr>
@@ -392,6 +395,7 @@
           <w:rFonts w:ascii="Calibri" w:hAnsi="Calibri" w:cs="Calibri"/>
           <w:b/>
           <w:bCs/>
+          <w:noProof/>
           <w:sz w:val="40"/>
           <w:szCs w:val="40"/>
         </w:rPr>
@@ -480,6 +484,7 @@
           <w:rFonts w:ascii="Calibri" w:hAnsi="Calibri" w:cs="Calibri"/>
           <w:b/>
           <w:bCs/>
+          <w:noProof/>
           <w:sz w:val="40"/>
           <w:szCs w:val="40"/>
         </w:rPr>
@@ -538,6 +543,7 @@
           <w:rFonts w:ascii="Calibri" w:hAnsi="Calibri" w:cs="Calibri"/>
           <w:b/>
           <w:bCs/>
+          <w:noProof/>
           <w:sz w:val="40"/>
           <w:szCs w:val="40"/>
         </w:rPr>
@@ -626,6 +632,7 @@
           <w:rFonts w:ascii="Calibri" w:hAnsi="Calibri" w:cs="Calibri"/>
           <w:b/>
           <w:bCs/>
+          <w:noProof/>
           <w:sz w:val="40"/>
           <w:szCs w:val="40"/>
         </w:rPr>
@@ -747,6 +754,7 @@
           <w:rFonts w:ascii="Calibri" w:hAnsi="Calibri" w:cs="Calibri"/>
           <w:b/>
           <w:bCs/>
+          <w:noProof/>
           <w:sz w:val="40"/>
           <w:szCs w:val="40"/>
         </w:rPr>
@@ -804,6 +812,7 @@
           <w:rFonts w:ascii="Calibri" w:hAnsi="Calibri" w:cs="Calibri"/>
           <w:b/>
           <w:bCs/>
+          <w:noProof/>
           <w:sz w:val="40"/>
           <w:szCs w:val="40"/>
         </w:rPr>
@@ -860,15 +869,7 @@
           <w:sz w:val="36"/>
           <w:szCs w:val="36"/>
         </w:rPr>
-        <w:t xml:space="preserve">- </w:t>
-      </w:r>
-      <w:r>
-        <w:rPr>
-          <w:rFonts w:ascii="Calibri" w:hAnsi="Calibri" w:cs="Calibri"/>
-          <w:sz w:val="36"/>
-          <w:szCs w:val="36"/>
-        </w:rPr>
-        <w:t>Enable it</w:t>
+        <w:t>- Enable it</w:t>
       </w:r>
     </w:p>
     <w:p>
@@ -950,6 +951,7 @@
           <w:rFonts w:ascii="Calibri" w:hAnsi="Calibri" w:cs="Calibri"/>
           <w:b/>
           <w:bCs/>
+          <w:noProof/>
           <w:sz w:val="40"/>
           <w:szCs w:val="40"/>
         </w:rPr>
@@ -1011,8 +1013,18 @@
           <w:szCs w:val="36"/>
         </w:rPr>
         <w:lastRenderedPageBreak/>
-        <w:t>We can able to get the website endpoint url</w:t>
-      </w:r>
+        <w:t xml:space="preserve">We can able to get the website endpoint </w:t>
+      </w:r>
+      <w:proofErr w:type="spellStart"/>
+      <w:r>
+        <w:rPr>
+          <w:rFonts w:ascii="Calibri" w:hAnsi="Calibri" w:cs="Calibri"/>
+          <w:sz w:val="36"/>
+          <w:szCs w:val="36"/>
+        </w:rPr>
+        <w:t>url</w:t>
+      </w:r>
+      <w:proofErr w:type="spellEnd"/>
     </w:p>
     <w:p>
       <w:pPr>
@@ -1031,6 +1043,7 @@
           <w:rFonts w:ascii="Calibri" w:hAnsi="Calibri" w:cs="Calibri"/>
           <w:b/>
           <w:bCs/>
+          <w:noProof/>
           <w:sz w:val="40"/>
           <w:szCs w:val="40"/>
         </w:rPr>
@@ -1091,23 +1104,7 @@
           <w:sz w:val="36"/>
           <w:szCs w:val="36"/>
         </w:rPr>
-        <w:t>Add</w:t>
-      </w:r>
-      <w:r>
-        <w:rPr>
-          <w:rFonts w:ascii="Calibri" w:hAnsi="Calibri" w:cs="Calibri"/>
-          <w:sz w:val="36"/>
-          <w:szCs w:val="36"/>
-        </w:rPr>
-        <w:t>ed</w:t>
-      </w:r>
-      <w:r>
-        <w:rPr>
-          <w:rFonts w:ascii="Calibri" w:hAnsi="Calibri" w:cs="Calibri"/>
-          <w:sz w:val="36"/>
-          <w:szCs w:val="36"/>
-        </w:rPr>
-        <w:t xml:space="preserve"> bucket policy to allow</w:t>
+        <w:t>Added bucket policy to allow</w:t>
       </w:r>
     </w:p>
     <w:p>
@@ -1127,6 +1124,7 @@
           <w:rFonts w:ascii="Calibri" w:hAnsi="Calibri" w:cs="Calibri"/>
           <w:b/>
           <w:bCs/>
+          <w:noProof/>
           <w:sz w:val="40"/>
           <w:szCs w:val="40"/>
         </w:rPr>
@@ -1215,6 +1213,7 @@
           <w:rFonts w:ascii="Calibri" w:hAnsi="Calibri" w:cs="Calibri"/>
           <w:b/>
           <w:bCs/>
+          <w:noProof/>
           <w:sz w:val="40"/>
           <w:szCs w:val="40"/>
         </w:rPr>
@@ -1302,6 +1301,7 @@
         </w:rPr>
         <w:t xml:space="preserve">Created a new bucket in </w:t>
       </w:r>
+      <w:proofErr w:type="gramStart"/>
       <w:r>
         <w:rPr>
           <w:rFonts w:ascii="Calibri" w:hAnsi="Calibri" w:cs="Calibri"/>
@@ -1310,6 +1310,7 @@
         </w:rPr>
         <w:t>Mumbai(</w:t>
       </w:r>
+      <w:proofErr w:type="gramEnd"/>
       <w:r>
         <w:rPr>
           <w:rFonts w:ascii="Calibri" w:hAnsi="Calibri" w:cs="Calibri"/>
@@ -1352,6 +1353,7 @@
           <w:rFonts w:ascii="Calibri" w:hAnsi="Calibri" w:cs="Calibri"/>
           <w:b/>
           <w:bCs/>
+          <w:noProof/>
           <w:sz w:val="40"/>
           <w:szCs w:val="40"/>
         </w:rPr>
@@ -1409,6 +1411,7 @@
           <w:rFonts w:ascii="Calibri" w:hAnsi="Calibri" w:cs="Calibri"/>
           <w:b/>
           <w:bCs/>
+          <w:noProof/>
           <w:sz w:val="40"/>
           <w:szCs w:val="40"/>
         </w:rPr>
@@ -1467,6 +1470,7 @@
           <w:rFonts w:ascii="Calibri" w:hAnsi="Calibri" w:cs="Calibri"/>
           <w:b/>
           <w:bCs/>
+          <w:noProof/>
           <w:sz w:val="40"/>
           <w:szCs w:val="40"/>
         </w:rPr>
@@ -1527,23 +1531,7 @@
           <w:sz w:val="36"/>
           <w:szCs w:val="36"/>
         </w:rPr>
-        <w:t>Enabled bucket versioning in US East (N. Virginia), which is my default</w:t>
-      </w:r>
-      <w:r>
-        <w:rPr>
-          <w:rFonts w:ascii="Calibri" w:hAnsi="Calibri" w:cs="Calibri"/>
-          <w:sz w:val="36"/>
-          <w:szCs w:val="36"/>
-        </w:rPr>
-        <w:t xml:space="preserve"> </w:t>
-      </w:r>
-      <w:r>
-        <w:rPr>
-          <w:rFonts w:ascii="Calibri" w:hAnsi="Calibri" w:cs="Calibri"/>
-          <w:sz w:val="36"/>
-          <w:szCs w:val="36"/>
-        </w:rPr>
-        <w:t>region.</w:t>
+        <w:t>Enabled bucket versioning in US East (N. Virginia), which is my default region.</w:t>
       </w:r>
     </w:p>
     <w:p>
@@ -1559,6 +1547,7 @@
       <w:r>
         <w:rPr>
           <w:rFonts w:ascii="Calibri" w:hAnsi="Calibri" w:cs="Calibri"/>
+          <w:noProof/>
           <w:sz w:val="40"/>
           <w:szCs w:val="40"/>
         </w:rPr>
@@ -1647,6 +1636,7 @@
           <w:rFonts w:ascii="Calibri" w:hAnsi="Calibri" w:cs="Calibri"/>
           <w:b/>
           <w:bCs/>
+          <w:noProof/>
           <w:sz w:val="40"/>
           <w:szCs w:val="40"/>
         </w:rPr>
@@ -1705,6 +1695,7 @@
           <w:rFonts w:ascii="Calibri" w:hAnsi="Calibri" w:cs="Calibri"/>
           <w:b/>
           <w:bCs/>
+          <w:noProof/>
           <w:sz w:val="40"/>
           <w:szCs w:val="40"/>
         </w:rPr>
@@ -1762,6 +1753,7 @@
           <w:rFonts w:ascii="Calibri" w:hAnsi="Calibri" w:cs="Calibri"/>
           <w:b/>
           <w:bCs/>
+          <w:noProof/>
           <w:sz w:val="40"/>
           <w:szCs w:val="40"/>
         </w:rPr>
@@ -1819,6 +1811,7 @@
           <w:rFonts w:ascii="Calibri" w:hAnsi="Calibri" w:cs="Calibri"/>
           <w:b/>
           <w:bCs/>
+          <w:noProof/>
           <w:sz w:val="40"/>
           <w:szCs w:val="40"/>
         </w:rPr>
@@ -1877,6 +1870,7 @@
           <w:rFonts w:ascii="Calibri" w:hAnsi="Calibri" w:cs="Calibri"/>
           <w:b/>
           <w:bCs/>
+          <w:noProof/>
           <w:sz w:val="40"/>
           <w:szCs w:val="40"/>
         </w:rPr>
@@ -1934,6 +1928,7 @@
           <w:rFonts w:ascii="Calibri" w:hAnsi="Calibri" w:cs="Calibri"/>
           <w:b/>
           <w:bCs/>
+          <w:noProof/>
           <w:sz w:val="40"/>
           <w:szCs w:val="40"/>
         </w:rPr>
@@ -1996,15 +1991,7 @@
           <w:sz w:val="36"/>
           <w:szCs w:val="36"/>
         </w:rPr>
-        <w:t xml:space="preserve">Uploaded a file in </w:t>
-      </w:r>
-      <w:r>
-        <w:rPr>
-          <w:rFonts w:ascii="Calibri" w:hAnsi="Calibri" w:cs="Calibri"/>
-          <w:sz w:val="36"/>
-          <w:szCs w:val="36"/>
-        </w:rPr>
-        <w:t>US East (N. Virginia)</w:t>
+        <w:t>Uploaded a file in US East (N. Virginia)</w:t>
       </w:r>
       <w:r>
         <w:rPr>
@@ -2032,6 +2019,7 @@
           <w:rFonts w:ascii="Calibri" w:hAnsi="Calibri" w:cs="Calibri"/>
           <w:b/>
           <w:bCs/>
+          <w:noProof/>
           <w:sz w:val="40"/>
           <w:szCs w:val="40"/>
         </w:rPr>
@@ -2092,23 +2080,7 @@
           <w:sz w:val="36"/>
           <w:szCs w:val="36"/>
         </w:rPr>
-        <w:t xml:space="preserve">The file which I have uploaded in </w:t>
-      </w:r>
-      <w:r>
-        <w:rPr>
-          <w:rFonts w:ascii="Calibri" w:hAnsi="Calibri" w:cs="Calibri"/>
-          <w:sz w:val="36"/>
-          <w:szCs w:val="36"/>
-        </w:rPr>
-        <w:t>US East (N. Virginia)</w:t>
-      </w:r>
-      <w:r>
-        <w:rPr>
-          <w:rFonts w:ascii="Calibri" w:hAnsi="Calibri" w:cs="Calibri"/>
-          <w:sz w:val="36"/>
-          <w:szCs w:val="36"/>
-        </w:rPr>
-        <w:t xml:space="preserve"> that file </w:t>
+        <w:t xml:space="preserve">The file which I have uploaded in US East (N. Virginia) that file </w:t>
       </w:r>
       <w:r>
         <w:rPr>
@@ -2136,6 +2108,7 @@
           <w:rFonts w:ascii="Calibri" w:hAnsi="Calibri" w:cs="Calibri"/>
           <w:b/>
           <w:bCs/>
+          <w:noProof/>
           <w:sz w:val="40"/>
           <w:szCs w:val="40"/>
         </w:rPr>
@@ -2200,7 +2173,29 @@
           <w:sz w:val="40"/>
           <w:szCs w:val="40"/>
         </w:rPr>
-        <w:t>Configure a bucket policy so only the Admin user can see the objects of the S3 bucket.</w:t>
+        <w:t xml:space="preserve">Configure a bucket policy so only the </w:t>
+      </w:r>
+      <w:proofErr w:type="gramStart"/>
+      <w:r>
+        <w:rPr>
+          <w:rFonts w:ascii="Calibri" w:hAnsi="Calibri" w:cs="Calibri"/>
+          <w:b/>
+          <w:bCs/>
+          <w:sz w:val="40"/>
+          <w:szCs w:val="40"/>
+        </w:rPr>
+        <w:t>Admin</w:t>
+      </w:r>
+      <w:proofErr w:type="gramEnd"/>
+      <w:r>
+        <w:rPr>
+          <w:rFonts w:ascii="Calibri" w:hAnsi="Calibri" w:cs="Calibri"/>
+          <w:b/>
+          <w:bCs/>
+          <w:sz w:val="40"/>
+          <w:szCs w:val="40"/>
+        </w:rPr>
+        <w:t xml:space="preserve"> user can see the objects of the S3 bucket.</w:t>
       </w:r>
     </w:p>
     <w:p>
@@ -2251,6 +2246,7 @@
           <w:rFonts w:ascii="Calibri" w:hAnsi="Calibri" w:cs="Calibri"/>
           <w:b/>
           <w:bCs/>
+          <w:noProof/>
           <w:sz w:val="40"/>
           <w:szCs w:val="40"/>
         </w:rPr>
@@ -2450,6 +2446,7 @@
           <w:rFonts w:ascii="Calibri" w:hAnsi="Calibri" w:cs="Calibri"/>
           <w:b/>
           <w:bCs/>
+          <w:noProof/>
           <w:sz w:val="40"/>
           <w:szCs w:val="40"/>
         </w:rPr>
@@ -2508,6 +2505,7 @@
           <w:rFonts w:ascii="Calibri" w:hAnsi="Calibri" w:cs="Calibri"/>
           <w:b/>
           <w:bCs/>
+          <w:noProof/>
           <w:sz w:val="40"/>
           <w:szCs w:val="40"/>
         </w:rPr>
@@ -2696,6 +2694,7 @@
           <w:rFonts w:ascii="Calibri" w:hAnsi="Calibri" w:cs="Calibri"/>
           <w:b/>
           <w:bCs/>
+          <w:noProof/>
           <w:sz w:val="40"/>
           <w:szCs w:val="40"/>
         </w:rPr>
@@ -2800,6 +2799,7 @@
           <w:rFonts w:ascii="Calibri" w:hAnsi="Calibri" w:cs="Calibri"/>
           <w:b/>
           <w:bCs/>
+          <w:noProof/>
           <w:sz w:val="40"/>
           <w:szCs w:val="40"/>
         </w:rPr>
@@ -2857,6 +2857,7 @@
           <w:rFonts w:ascii="Calibri" w:hAnsi="Calibri" w:cs="Calibri"/>
           <w:b/>
           <w:bCs/>
+          <w:noProof/>
           <w:sz w:val="40"/>
           <w:szCs w:val="40"/>
         </w:rPr>
@@ -2914,6 +2915,7 @@
           <w:rFonts w:ascii="Calibri" w:hAnsi="Calibri" w:cs="Calibri"/>
           <w:b/>
           <w:bCs/>
+          <w:noProof/>
           <w:sz w:val="40"/>
           <w:szCs w:val="40"/>
         </w:rPr>
@@ -2972,6 +2974,7 @@
           <w:rFonts w:ascii="Calibri" w:hAnsi="Calibri" w:cs="Calibri"/>
           <w:b/>
           <w:bCs/>
+          <w:noProof/>
           <w:sz w:val="40"/>
           <w:szCs w:val="40"/>
         </w:rPr>
@@ -3052,6 +3055,7 @@
           <w:rFonts w:ascii="Calibri" w:hAnsi="Calibri" w:cs="Calibri"/>
           <w:b/>
           <w:bCs/>
+          <w:noProof/>
           <w:sz w:val="40"/>
           <w:szCs w:val="40"/>
         </w:rPr>
@@ -3139,13 +3143,23 @@
           <w:szCs w:val="36"/>
         </w:rPr>
       </w:pPr>
-      <w:r>
-        <w:rPr>
-          <w:rFonts w:ascii="Calibri" w:hAnsi="Calibri" w:cs="Calibri"/>
-          <w:sz w:val="36"/>
-          <w:szCs w:val="36"/>
-        </w:rPr>
-        <w:t>First I have created a txt file with some content through cl</w:t>
+      <w:proofErr w:type="gramStart"/>
+      <w:r>
+        <w:rPr>
+          <w:rFonts w:ascii="Calibri" w:hAnsi="Calibri" w:cs="Calibri"/>
+          <w:sz w:val="36"/>
+          <w:szCs w:val="36"/>
+        </w:rPr>
+        <w:t>First</w:t>
+      </w:r>
+      <w:proofErr w:type="gramEnd"/>
+      <w:r>
+        <w:rPr>
+          <w:rFonts w:ascii="Calibri" w:hAnsi="Calibri" w:cs="Calibri"/>
+          <w:sz w:val="36"/>
+          <w:szCs w:val="36"/>
+        </w:rPr>
+        <w:t xml:space="preserve"> I have created a txt file with some content through cl</w:t>
       </w:r>
       <w:r>
         <w:rPr>
@@ -3173,6 +3187,7 @@
           <w:rFonts w:ascii="Calibri" w:hAnsi="Calibri" w:cs="Calibri"/>
           <w:b/>
           <w:bCs/>
+          <w:noProof/>
           <w:sz w:val="40"/>
           <w:szCs w:val="40"/>
         </w:rPr>
@@ -3243,7 +3258,25 @@
           <w:sz w:val="36"/>
           <w:szCs w:val="36"/>
         </w:rPr>
-        <w:t>I have copied from awscli to s3</w:t>
+        <w:t xml:space="preserve">I have copied from </w:t>
+      </w:r>
+      <w:proofErr w:type="spellStart"/>
+      <w:r>
+        <w:rPr>
+          <w:rFonts w:ascii="Calibri" w:hAnsi="Calibri" w:cs="Calibri"/>
+          <w:sz w:val="36"/>
+          <w:szCs w:val="36"/>
+        </w:rPr>
+        <w:t>awscli</w:t>
+      </w:r>
+      <w:proofErr w:type="spellEnd"/>
+      <w:r>
+        <w:rPr>
+          <w:rFonts w:ascii="Calibri" w:hAnsi="Calibri" w:cs="Calibri"/>
+          <w:sz w:val="36"/>
+          <w:szCs w:val="36"/>
+        </w:rPr>
+        <w:t xml:space="preserve"> to s3</w:t>
       </w:r>
     </w:p>
     <w:p>
@@ -3264,6 +3297,7 @@
           <w:rFonts w:ascii="Calibri" w:hAnsi="Calibri" w:cs="Calibri"/>
           <w:b/>
           <w:bCs/>
+          <w:noProof/>
           <w:sz w:val="40"/>
           <w:szCs w:val="40"/>
           <w:lang w:val="en-US"/>
@@ -3323,6 +3357,7 @@
           <w:rFonts w:ascii="Calibri" w:hAnsi="Calibri" w:cs="Calibri"/>
           <w:b/>
           <w:bCs/>
+          <w:noProof/>
           <w:sz w:val="40"/>
           <w:szCs w:val="40"/>
           <w:lang w:val="en-US"/>
@@ -3386,7 +3421,7 @@
           <w:szCs w:val="36"/>
           <w:lang w:val="en-US"/>
         </w:rPr>
-        <w:t xml:space="preserve">I have checked whether the file is uploaded or </w:t>
+        <w:t>I have checked whether the file is uploaded or not. It is uploaded</w:t>
       </w:r>
       <w:r>
         <w:rPr>
@@ -3395,7 +3430,7 @@
           <w:szCs w:val="36"/>
           <w:lang w:val="en-US"/>
         </w:rPr>
-        <w:t>not. It</w:t>
+        <w:t xml:space="preserve"> s</w:t>
       </w:r>
       <w:r>
         <w:rPr>
@@ -3404,45 +3439,28 @@
           <w:szCs w:val="36"/>
           <w:lang w:val="en-US"/>
         </w:rPr>
-        <w:t xml:space="preserve"> is uploaded</w:t>
-      </w:r>
-      <w:r>
-        <w:rPr>
-          <w:rFonts w:ascii="Calibri" w:hAnsi="Calibri" w:cs="Calibri"/>
-          <w:sz w:val="36"/>
-          <w:szCs w:val="36"/>
+        <w:t>uccessfully</w:t>
+      </w:r>
+    </w:p>
+    <w:p>
+      <w:pPr>
+        <w:ind w:left="360"/>
+        <w:jc w:val="both"/>
+        <w:rPr>
+          <w:rFonts w:ascii="Calibri" w:hAnsi="Calibri" w:cs="Calibri"/>
+          <w:b/>
+          <w:bCs/>
+          <w:sz w:val="40"/>
+          <w:szCs w:val="40"/>
           <w:lang w:val="en-US"/>
         </w:rPr>
-        <w:t xml:space="preserve"> s</w:t>
-      </w:r>
-      <w:r>
-        <w:rPr>
-          <w:rFonts w:ascii="Calibri" w:hAnsi="Calibri" w:cs="Calibri"/>
-          <w:sz w:val="36"/>
-          <w:szCs w:val="36"/>
-          <w:lang w:val="en-US"/>
-        </w:rPr>
-        <w:t>uccessfully</w:t>
-      </w:r>
-    </w:p>
-    <w:p>
-      <w:pPr>
-        <w:ind w:left="360"/>
-        <w:jc w:val="both"/>
-        <w:rPr>
-          <w:rFonts w:ascii="Calibri" w:hAnsi="Calibri" w:cs="Calibri"/>
-          <w:b/>
-          <w:bCs/>
-          <w:sz w:val="40"/>
-          <w:szCs w:val="40"/>
-          <w:lang w:val="en-US"/>
-        </w:rPr>
-      </w:pPr>
-      <w:r>
-        <w:rPr>
-          <w:rFonts w:ascii="Calibri" w:hAnsi="Calibri" w:cs="Calibri"/>
-          <w:b/>
-          <w:bCs/>
+      </w:pPr>
+      <w:r>
+        <w:rPr>
+          <w:rFonts w:ascii="Calibri" w:hAnsi="Calibri" w:cs="Calibri"/>
+          <w:b/>
+          <w:bCs/>
+          <w:noProof/>
           <w:sz w:val="40"/>
           <w:szCs w:val="40"/>
           <w:lang w:val="en-US"/>
@@ -3558,6 +3576,7 @@
           <w:rFonts w:ascii="Calibri" w:hAnsi="Calibri" w:cs="Calibri"/>
           <w:b/>
           <w:bCs/>
+          <w:noProof/>
           <w:sz w:val="40"/>
           <w:szCs w:val="40"/>
         </w:rPr>
@@ -3615,6 +3634,7 @@
           <w:rFonts w:ascii="Calibri" w:hAnsi="Calibri" w:cs="Calibri"/>
           <w:b/>
           <w:bCs/>
+          <w:noProof/>
           <w:sz w:val="40"/>
           <w:szCs w:val="40"/>
         </w:rPr>
@@ -3675,7 +3695,33 @@
           <w:sz w:val="36"/>
           <w:szCs w:val="36"/>
         </w:rPr>
-        <w:t>Verified whether the bucket is created or not.Bucket created successfully</w:t>
+        <w:t>Verified whether the bucket is created or not.</w:t>
+      </w:r>
+      <w:r>
+        <w:rPr>
+          <w:rFonts w:ascii="Calibri" w:hAnsi="Calibri" w:cs="Calibri"/>
+          <w:sz w:val="36"/>
+          <w:szCs w:val="36"/>
+        </w:rPr>
+        <w:t xml:space="preserve"> </w:t>
+      </w:r>
+      <w:proofErr w:type="gramStart"/>
+      <w:r>
+        <w:rPr>
+          <w:rFonts w:ascii="Calibri" w:hAnsi="Calibri" w:cs="Calibri"/>
+          <w:sz w:val="36"/>
+          <w:szCs w:val="36"/>
+        </w:rPr>
+        <w:t>Bucket</w:t>
+      </w:r>
+      <w:proofErr w:type="gramEnd"/>
+      <w:r>
+        <w:rPr>
+          <w:rFonts w:ascii="Calibri" w:hAnsi="Calibri" w:cs="Calibri"/>
+          <w:sz w:val="36"/>
+          <w:szCs w:val="36"/>
+        </w:rPr>
+        <w:t xml:space="preserve"> created successfully</w:t>
       </w:r>
     </w:p>
     <w:p>
@@ -3695,6 +3741,7 @@
           <w:rFonts w:ascii="Calibri" w:hAnsi="Calibri" w:cs="Calibri"/>
           <w:b/>
           <w:bCs/>
+          <w:noProof/>
           <w:sz w:val="40"/>
           <w:szCs w:val="40"/>
         </w:rPr>
@@ -3839,6 +3886,7 @@
           <w:rFonts w:ascii="Calibri" w:hAnsi="Calibri" w:cs="Calibri"/>
           <w:b/>
           <w:bCs/>
+          <w:noProof/>
           <w:sz w:val="50"/>
           <w:szCs w:val="50"/>
         </w:rPr>
@@ -3940,6 +3988,7 @@
           <w:rFonts w:ascii="Calibri" w:hAnsi="Calibri" w:cs="Calibri"/>
           <w:b/>
           <w:bCs/>
+          <w:noProof/>
           <w:sz w:val="50"/>
           <w:szCs w:val="50"/>
         </w:rPr>
@@ -5460,6 +5509,7 @@
   <w:style w:type="character" w:default="1" w:styleId="DefaultParagraphFont">
     <w:name w:val="Default Paragraph Font"/>
     <w:uiPriority w:val="1"/>
+    <w:semiHidden/>
     <w:unhideWhenUsed/>
   </w:style>
   <w:style w:type="table" w:default="1" w:styleId="TableNormal">
